--- a/Active adventure/Safety & Trust.docx
+++ b/Active adventure/Safety & Trust.docx
@@ -299,6 +299,7 @@
         <w:rPr>
           <w:rFonts w:ascii="Arial" w:eastAsia="Times New Roman" w:hAnsi="Arial" w:cs="Arial"/>
         </w:rPr>
+        <w:lastRenderedPageBreak/>
         <w:t>​</w:t>
       </w:r>
       <w:r>
@@ -379,19 +380,43 @@
         </w:rPr>
         <w:t>​</w:t>
       </w:r>
-      <w:r>
-        <w:rPr>
-          <w:rFonts w:eastAsia="Times New Roman"/>
-          <w:b/>
-          <w:bCs/>
-        </w:rPr>
-        <w:t>Pediatric First Aid:</w:t>
-      </w:r>
-      <w:r>
-        <w:rPr>
-          <w:rFonts w:eastAsia="Times New Roman"/>
-        </w:rPr>
-        <w:t xml:space="preserve"> 100% of our staff—regardless of their tier—hold current, certified Pediatric First Aid and CPR qualifications.</w:t>
+      <w:proofErr w:type="spellStart"/>
+      <w:r>
+        <w:rPr>
+          <w:rFonts w:eastAsia="Times New Roman"/>
+          <w:b/>
+          <w:bCs/>
+        </w:rPr>
+        <w:t>Pediatric</w:t>
+      </w:r>
+      <w:proofErr w:type="spellEnd"/>
+      <w:r>
+        <w:rPr>
+          <w:rFonts w:eastAsia="Times New Roman"/>
+          <w:b/>
+          <w:bCs/>
+        </w:rPr>
+        <w:t xml:space="preserve"> First Aid:</w:t>
+      </w:r>
+      <w:r>
+        <w:rPr>
+          <w:rFonts w:eastAsia="Times New Roman"/>
+        </w:rPr>
+        <w:t xml:space="preserve"> 100% of our staff—regardless of their tier—hold current, certified </w:t>
+      </w:r>
+      <w:proofErr w:type="spellStart"/>
+      <w:r>
+        <w:rPr>
+          <w:rFonts w:eastAsia="Times New Roman"/>
+        </w:rPr>
+        <w:t>Pediatric</w:t>
+      </w:r>
+      <w:proofErr w:type="spellEnd"/>
+      <w:r>
+        <w:rPr>
+          <w:rFonts w:eastAsia="Times New Roman"/>
+        </w:rPr>
+        <w:t xml:space="preserve"> First Aid and CPR qualifications.</w:t>
       </w:r>
     </w:p>
     <w:p>
@@ -527,7 +552,21 @@
         <w:rPr>
           <w:rFonts w:eastAsia="Times New Roman"/>
         </w:rPr>
-        <w:t xml:space="preserve"> Every shift ends with a comprehensive "Handover Report" detailing sleep, nutrition, behavioral milestones, and educational discovery.</w:t>
+        <w:t xml:space="preserve"> Every shift ends with a comprehensive "Handover Report" detailing sleep, nutrition, </w:t>
+      </w:r>
+      <w:proofErr w:type="spellStart"/>
+      <w:r>
+        <w:rPr>
+          <w:rFonts w:eastAsia="Times New Roman"/>
+        </w:rPr>
+        <w:t>behavioral</w:t>
+      </w:r>
+      <w:proofErr w:type="spellEnd"/>
+      <w:r>
+        <w:rPr>
+          <w:rFonts w:eastAsia="Times New Roman"/>
+        </w:rPr>
+        <w:t xml:space="preserve"> milestones, and educational discovery.</w:t>
       </w:r>
     </w:p>
     <w:p>
@@ -617,6 +656,7 @@
         <w:rPr>
           <w:rFonts w:ascii="Arial" w:eastAsia="Times New Roman" w:hAnsi="Arial" w:cs="Arial"/>
         </w:rPr>
+        <w:lastRenderedPageBreak/>
         <w:t>​</w:t>
       </w:r>
       <w:r>
@@ -663,7 +703,21 @@
         <w:rPr>
           <w:rFonts w:eastAsia="Times New Roman"/>
         </w:rPr>
-        <w:t xml:space="preserve"> We maintain a dedicated Safeguarding Lead to ensure that all care sessions adhere to the strictest UK child protection legislations.</w:t>
+        <w:t xml:space="preserve"> We maintain a dedicated Safeguarding </w:t>
+      </w:r>
+      <w:proofErr w:type="gramStart"/>
+      <w:r>
+        <w:rPr>
+          <w:rFonts w:eastAsia="Times New Roman"/>
+        </w:rPr>
+        <w:t>Lead</w:t>
+      </w:r>
+      <w:proofErr w:type="gramEnd"/>
+      <w:r>
+        <w:rPr>
+          <w:rFonts w:eastAsia="Times New Roman"/>
+        </w:rPr>
+        <w:t xml:space="preserve"> to ensure that all care sessions adhere to the strictest UK child protection legislations.</w:t>
       </w:r>
     </w:p>
     <w:p>
